--- a/22000865_NguyenNgocHien_Tuan01.docx
+++ b/22000865_NguyenNgocHien_Tuan01.docx
@@ -10,6 +10,7 @@
           <w:szCs w:val="26"/>
         </w:rPr>
       </w:pPr>
+      <w:bookmarkStart w:id="0" w:name="_GoBack"/>
       <w:r>
         <w:rPr>
           <w:noProof/>
@@ -19,121 +20,6 @@
             <wp:extent cx="5943600" cy="3343275"/>
             <wp:effectExtent l="0" t="0" r="0" b="9525"/>
             <wp:docPr id="1" name="Picture 1"/>
-            <wp:cNvGraphicFramePr>
-              <a:graphicFrameLocks xmlns:a="http://schemas.openxmlformats.org/drawingml/2006/main" noChangeAspect="1"/>
-            </wp:cNvGraphicFramePr>
-            <a:graphic xmlns:a="http://schemas.openxmlformats.org/drawingml/2006/main">
-              <a:graphicData uri="http://schemas.openxmlformats.org/drawingml/2006/picture">
-                <pic:pic xmlns:pic="http://schemas.openxmlformats.org/drawingml/2006/picture">
-                  <pic:nvPicPr>
-                    <pic:cNvPr id="1" name=""/>
-                    <pic:cNvPicPr/>
-                  </pic:nvPicPr>
-                  <pic:blipFill>
-                    <a:blip r:embed="rId4"/>
-                    <a:stretch>
-                      <a:fillRect/>
-                    </a:stretch>
-                  </pic:blipFill>
-                  <pic:spPr>
-                    <a:xfrm>
-                      <a:off x="0" y="0"/>
-                      <a:ext cx="5943600" cy="3343275"/>
-                    </a:xfrm>
-                    <a:prstGeom prst="rect">
-                      <a:avLst/>
-                    </a:prstGeom>
-                  </pic:spPr>
-                </pic:pic>
-              </a:graphicData>
-            </a:graphic>
-          </wp:inline>
-        </w:drawing>
-      </w:r>
-    </w:p>
-    <w:p>
-      <w:pPr>
-        <w:rPr>
-          <w:rFonts w:ascii="Times New Roman" w:hAnsi="Times New Roman" w:cs="Times New Roman"/>
-          <w:sz w:val="26"/>
-          <w:szCs w:val="26"/>
-        </w:rPr>
-      </w:pPr>
-      <w:r>
-        <w:rPr>
-          <w:noProof/>
-        </w:rPr>
-        <w:drawing>
-          <wp:inline distT="0" distB="0" distL="0" distR="0" wp14:anchorId="23B41BA8" wp14:editId="44CA0BCB">
-            <wp:extent cx="5943600" cy="3343275"/>
-            <wp:effectExtent l="0" t="0" r="0" b="9525"/>
-            <wp:docPr id="2" name="Picture 2"/>
-            <wp:cNvGraphicFramePr>
-              <a:graphicFrameLocks xmlns:a="http://schemas.openxmlformats.org/drawingml/2006/main" noChangeAspect="1"/>
-            </wp:cNvGraphicFramePr>
-            <a:graphic xmlns:a="http://schemas.openxmlformats.org/drawingml/2006/main">
-              <a:graphicData uri="http://schemas.openxmlformats.org/drawingml/2006/picture">
-                <pic:pic xmlns:pic="http://schemas.openxmlformats.org/drawingml/2006/picture">
-                  <pic:nvPicPr>
-                    <pic:cNvPr id="1" name=""/>
-                    <pic:cNvPicPr/>
-                  </pic:nvPicPr>
-                  <pic:blipFill>
-                    <a:blip r:embed="rId5"/>
-                    <a:stretch>
-                      <a:fillRect/>
-                    </a:stretch>
-                  </pic:blipFill>
-                  <pic:spPr>
-                    <a:xfrm>
-                      <a:off x="0" y="0"/>
-                      <a:ext cx="5943600" cy="3343275"/>
-                    </a:xfrm>
-                    <a:prstGeom prst="rect">
-                      <a:avLst/>
-                    </a:prstGeom>
-                  </pic:spPr>
-                </pic:pic>
-              </a:graphicData>
-            </a:graphic>
-          </wp:inline>
-        </w:drawing>
-      </w:r>
-    </w:p>
-    <w:p>
-      <w:pPr>
-        <w:rPr>
-          <w:rFonts w:ascii="Times New Roman" w:hAnsi="Times New Roman" w:cs="Times New Roman"/>
-          <w:sz w:val="26"/>
-          <w:szCs w:val="26"/>
-        </w:rPr>
-      </w:pPr>
-      <w:r>
-        <w:rPr>
-          <w:rFonts w:ascii="Times New Roman" w:hAnsi="Times New Roman" w:cs="Times New Roman"/>
-          <w:sz w:val="26"/>
-          <w:szCs w:val="26"/>
-        </w:rPr>
-        <w:lastRenderedPageBreak/>
-        <w:t>Cấu trúc thư mục</w:t>
-      </w:r>
-      <w:r>
-        <w:rPr>
-          <w:rFonts w:ascii="Times New Roman" w:hAnsi="Times New Roman" w:cs="Times New Roman"/>
-          <w:sz w:val="26"/>
-          <w:szCs w:val="26"/>
-        </w:rPr>
-        <w:br/>
-      </w:r>
-      <w:r>
-        <w:rPr>
-          <w:noProof/>
-        </w:rPr>
-        <w:drawing>
-          <wp:inline distT="0" distB="0" distL="0" distR="0" wp14:anchorId="30104A0D" wp14:editId="1B300A37">
-            <wp:extent cx="3790950" cy="4562475"/>
-            <wp:effectExtent l="0" t="0" r="0" b="9525"/>
-            <wp:docPr id="5" name="Picture 5"/>
             <wp:cNvGraphicFramePr>
               <a:graphicFrameLocks xmlns:a="http://schemas.openxmlformats.org/drawingml/2006/main" noChangeAspect="1"/>
             </wp:cNvGraphicFramePr>
@@ -153,7 +39,7 @@
                   <pic:spPr>
                     <a:xfrm>
                       <a:off x="0" y="0"/>
-                      <a:ext cx="3790950" cy="4562475"/>
+                      <a:ext cx="5943600" cy="3343275"/>
                     </a:xfrm>
                     <a:prstGeom prst="rect">
                       <a:avLst/>
@@ -165,15 +51,7 @@
           </wp:inline>
         </w:drawing>
       </w:r>
-    </w:p>
-    <w:p>
-      <w:pPr>
-        <w:rPr>
-          <w:rFonts w:ascii="Times New Roman" w:hAnsi="Times New Roman" w:cs="Times New Roman"/>
-          <w:sz w:val="26"/>
-          <w:szCs w:val="26"/>
-        </w:rPr>
-      </w:pPr>
+      <w:bookmarkEnd w:id="0"/>
     </w:p>
     <w:p>
       <w:pPr>
@@ -187,12 +65,11 @@
         <w:rPr>
           <w:noProof/>
         </w:rPr>
-        <w:lastRenderedPageBreak/>
         <w:drawing>
-          <wp:inline distT="0" distB="0" distL="0" distR="0" wp14:anchorId="6B7DB2E3" wp14:editId="1F84F973">
+          <wp:inline distT="0" distB="0" distL="0" distR="0" wp14:anchorId="23B41BA8" wp14:editId="44CA0BCB">
             <wp:extent cx="5943600" cy="3343275"/>
             <wp:effectExtent l="0" t="0" r="0" b="9525"/>
-            <wp:docPr id="3" name="Picture 3"/>
+            <wp:docPr id="2" name="Picture 2"/>
             <wp:cNvGraphicFramePr>
               <a:graphicFrameLocks xmlns:a="http://schemas.openxmlformats.org/drawingml/2006/main" noChangeAspect="1"/>
             </wp:cNvGraphicFramePr>
@@ -239,43 +116,26 @@
           <w:sz w:val="26"/>
           <w:szCs w:val="26"/>
         </w:rPr>
-        <w:t>Username: guest</w:t>
-      </w:r>
-    </w:p>
-    <w:p>
-      <w:pPr>
-        <w:rPr>
-          <w:rFonts w:ascii="Times New Roman" w:hAnsi="Times New Roman" w:cs="Times New Roman"/>
-          <w:sz w:val="26"/>
-          <w:szCs w:val="26"/>
-        </w:rPr>
-      </w:pPr>
-      <w:r>
-        <w:rPr>
-          <w:rFonts w:ascii="Times New Roman" w:hAnsi="Times New Roman" w:cs="Times New Roman"/>
-          <w:sz w:val="26"/>
-          <w:szCs w:val="26"/>
-        </w:rPr>
-        <w:t>Password: guest</w:t>
-      </w:r>
-    </w:p>
-    <w:p>
-      <w:pPr>
-        <w:rPr>
-          <w:rFonts w:ascii="Times New Roman" w:hAnsi="Times New Roman" w:cs="Times New Roman"/>
-          <w:sz w:val="26"/>
-          <w:szCs w:val="26"/>
-        </w:rPr>
-      </w:pPr>
+        <w:lastRenderedPageBreak/>
+        <w:t>Cấu trúc thư mục</w:t>
+      </w:r>
+      <w:r>
+        <w:rPr>
+          <w:rFonts w:ascii="Times New Roman" w:hAnsi="Times New Roman" w:cs="Times New Roman"/>
+          <w:sz w:val="26"/>
+          <w:szCs w:val="26"/>
+        </w:rPr>
+        <w:br/>
+      </w:r>
       <w:r>
         <w:rPr>
           <w:noProof/>
         </w:rPr>
         <w:drawing>
-          <wp:inline distT="0" distB="0" distL="0" distR="0" wp14:anchorId="15A854BF" wp14:editId="37BB2DB2">
-            <wp:extent cx="5943600" cy="3343275"/>
+          <wp:inline distT="0" distB="0" distL="0" distR="0" wp14:anchorId="30104A0D" wp14:editId="1B300A37">
+            <wp:extent cx="3790950" cy="4562475"/>
             <wp:effectExtent l="0" t="0" r="0" b="9525"/>
-            <wp:docPr id="4" name="Picture 4"/>
+            <wp:docPr id="5" name="Picture 5"/>
             <wp:cNvGraphicFramePr>
               <a:graphicFrameLocks xmlns:a="http://schemas.openxmlformats.org/drawingml/2006/main" noChangeAspect="1"/>
             </wp:cNvGraphicFramePr>
@@ -295,7 +155,7 @@
                   <pic:spPr>
                     <a:xfrm>
                       <a:off x="0" y="0"/>
-                      <a:ext cx="5943600" cy="3343275"/>
+                      <a:ext cx="3790950" cy="4562475"/>
                     </a:xfrm>
                     <a:prstGeom prst="rect">
                       <a:avLst/>
@@ -316,16 +176,25 @@
           <w:szCs w:val="26"/>
         </w:rPr>
       </w:pPr>
+    </w:p>
+    <w:p>
+      <w:pPr>
+        <w:rPr>
+          <w:rFonts w:ascii="Times New Roman" w:hAnsi="Times New Roman" w:cs="Times New Roman"/>
+          <w:sz w:val="26"/>
+          <w:szCs w:val="26"/>
+        </w:rPr>
+      </w:pPr>
       <w:r>
         <w:rPr>
           <w:noProof/>
         </w:rPr>
         <w:lastRenderedPageBreak/>
         <w:drawing>
-          <wp:inline distT="0" distB="0" distL="0" distR="0" wp14:anchorId="1BB41808" wp14:editId="068ED75F">
+          <wp:inline distT="0" distB="0" distL="0" distR="0" wp14:anchorId="6B7DB2E3" wp14:editId="1F84F973">
             <wp:extent cx="5943600" cy="3343275"/>
             <wp:effectExtent l="0" t="0" r="0" b="9525"/>
-            <wp:docPr id="7" name="Picture 7"/>
+            <wp:docPr id="3" name="Picture 3"/>
             <wp:cNvGraphicFramePr>
               <a:graphicFrameLocks xmlns:a="http://schemas.openxmlformats.org/drawingml/2006/main" noChangeAspect="1"/>
             </wp:cNvGraphicFramePr>
@@ -368,13 +237,47 @@
       </w:pPr>
       <w:r>
         <w:rPr>
+          <w:rFonts w:ascii="Times New Roman" w:hAnsi="Times New Roman" w:cs="Times New Roman"/>
+          <w:sz w:val="26"/>
+          <w:szCs w:val="26"/>
+        </w:rPr>
+        <w:t>Username: guest</w:t>
+      </w:r>
+    </w:p>
+    <w:p>
+      <w:pPr>
+        <w:rPr>
+          <w:rFonts w:ascii="Times New Roman" w:hAnsi="Times New Roman" w:cs="Times New Roman"/>
+          <w:sz w:val="26"/>
+          <w:szCs w:val="26"/>
+        </w:rPr>
+      </w:pPr>
+      <w:r>
+        <w:rPr>
+          <w:rFonts w:ascii="Times New Roman" w:hAnsi="Times New Roman" w:cs="Times New Roman"/>
+          <w:sz w:val="26"/>
+          <w:szCs w:val="26"/>
+        </w:rPr>
+        <w:t>Password: guest</w:t>
+      </w:r>
+    </w:p>
+    <w:p>
+      <w:pPr>
+        <w:rPr>
+          <w:rFonts w:ascii="Times New Roman" w:hAnsi="Times New Roman" w:cs="Times New Roman"/>
+          <w:sz w:val="26"/>
+          <w:szCs w:val="26"/>
+        </w:rPr>
+      </w:pPr>
+      <w:r>
+        <w:rPr>
           <w:noProof/>
         </w:rPr>
         <w:drawing>
-          <wp:inline distT="0" distB="0" distL="0" distR="0" wp14:anchorId="5F5E078F" wp14:editId="0169B352">
+          <wp:inline distT="0" distB="0" distL="0" distR="0" wp14:anchorId="15A854BF" wp14:editId="37BB2DB2">
             <wp:extent cx="5943600" cy="3343275"/>
             <wp:effectExtent l="0" t="0" r="0" b="9525"/>
-            <wp:docPr id="8" name="Picture 8"/>
+            <wp:docPr id="4" name="Picture 4"/>
             <wp:cNvGraphicFramePr>
               <a:graphicFrameLocks xmlns:a="http://schemas.openxmlformats.org/drawingml/2006/main" noChangeAspect="1"/>
             </wp:cNvGraphicFramePr>
@@ -421,10 +324,10 @@
         </w:rPr>
         <w:lastRenderedPageBreak/>
         <w:drawing>
-          <wp:inline distT="0" distB="0" distL="0" distR="0" wp14:anchorId="0E46C05A" wp14:editId="3F129497">
+          <wp:inline distT="0" distB="0" distL="0" distR="0" wp14:anchorId="1BB41808" wp14:editId="068ED75F">
             <wp:extent cx="5943600" cy="3343275"/>
             <wp:effectExtent l="0" t="0" r="0" b="9525"/>
-            <wp:docPr id="9" name="Picture 9"/>
+            <wp:docPr id="7" name="Picture 7"/>
             <wp:cNvGraphicFramePr>
               <a:graphicFrameLocks xmlns:a="http://schemas.openxmlformats.org/drawingml/2006/main" noChangeAspect="1"/>
             </wp:cNvGraphicFramePr>
@@ -470,10 +373,10 @@
           <w:noProof/>
         </w:rPr>
         <w:drawing>
-          <wp:inline distT="0" distB="0" distL="0" distR="0" wp14:anchorId="1ABBD6DE" wp14:editId="7D259A76">
+          <wp:inline distT="0" distB="0" distL="0" distR="0" wp14:anchorId="5F5E078F" wp14:editId="0169B352">
             <wp:extent cx="5943600" cy="3343275"/>
             <wp:effectExtent l="0" t="0" r="0" b="9525"/>
-            <wp:docPr id="10" name="Picture 10"/>
+            <wp:docPr id="8" name="Picture 8"/>
             <wp:cNvGraphicFramePr>
               <a:graphicFrameLocks xmlns:a="http://schemas.openxmlformats.org/drawingml/2006/main" noChangeAspect="1"/>
             </wp:cNvGraphicFramePr>
@@ -520,10 +423,10 @@
         </w:rPr>
         <w:lastRenderedPageBreak/>
         <w:drawing>
-          <wp:inline distT="0" distB="0" distL="0" distR="0" wp14:anchorId="1C11181E" wp14:editId="18F80DF3">
+          <wp:inline distT="0" distB="0" distL="0" distR="0" wp14:anchorId="0E46C05A" wp14:editId="3F129497">
             <wp:extent cx="5943600" cy="3343275"/>
             <wp:effectExtent l="0" t="0" r="0" b="9525"/>
-            <wp:docPr id="11" name="Picture 11"/>
+            <wp:docPr id="9" name="Picture 9"/>
             <wp:cNvGraphicFramePr>
               <a:graphicFrameLocks xmlns:a="http://schemas.openxmlformats.org/drawingml/2006/main" noChangeAspect="1"/>
             </wp:cNvGraphicFramePr>
@@ -560,25 +463,6 @@
       <w:pPr>
         <w:rPr>
           <w:rFonts w:ascii="Times New Roman" w:hAnsi="Times New Roman" w:cs="Times New Roman"/>
-          <w:b/>
-          <w:sz w:val="26"/>
-          <w:szCs w:val="26"/>
-        </w:rPr>
-      </w:pPr>
-      <w:r>
-        <w:rPr>
-          <w:rFonts w:ascii="Times New Roman" w:hAnsi="Times New Roman" w:cs="Times New Roman"/>
-          <w:b/>
-          <w:sz w:val="26"/>
-          <w:szCs w:val="26"/>
-        </w:rPr>
-        <w:t>GET</w:t>
-      </w:r>
-    </w:p>
-    <w:p>
-      <w:pPr>
-        <w:rPr>
-          <w:rFonts w:ascii="Times New Roman" w:hAnsi="Times New Roman" w:cs="Times New Roman"/>
           <w:sz w:val="26"/>
           <w:szCs w:val="26"/>
         </w:rPr>
@@ -588,10 +472,10 @@
           <w:noProof/>
         </w:rPr>
         <w:drawing>
-          <wp:inline distT="0" distB="0" distL="0" distR="0" wp14:anchorId="66E9DA22" wp14:editId="4117D9CB">
+          <wp:inline distT="0" distB="0" distL="0" distR="0" wp14:anchorId="1ABBD6DE" wp14:editId="7D259A76">
             <wp:extent cx="5943600" cy="3343275"/>
             <wp:effectExtent l="0" t="0" r="0" b="9525"/>
-            <wp:docPr id="13" name="Picture 13"/>
+            <wp:docPr id="10" name="Picture 10"/>
             <wp:cNvGraphicFramePr>
               <a:graphicFrameLocks xmlns:a="http://schemas.openxmlformats.org/drawingml/2006/main" noChangeAspect="1"/>
             </wp:cNvGraphicFramePr>
@@ -634,50 +518,14 @@
       </w:pPr>
       <w:r>
         <w:rPr>
-          <w:rFonts w:ascii="Times New Roman" w:hAnsi="Times New Roman" w:cs="Times New Roman"/>
-          <w:sz w:val="26"/>
-          <w:szCs w:val="26"/>
-        </w:rPr>
-        <w:br w:type="page"/>
-      </w:r>
-    </w:p>
-    <w:p>
-      <w:pPr>
-        <w:rPr>
-          <w:rFonts w:ascii="Times New Roman" w:hAnsi="Times New Roman" w:cs="Times New Roman"/>
-          <w:b/>
-          <w:sz w:val="26"/>
-          <w:szCs w:val="26"/>
-        </w:rPr>
-      </w:pPr>
-      <w:r>
-        <w:rPr>
-          <w:rFonts w:ascii="Times New Roman" w:hAnsi="Times New Roman" w:cs="Times New Roman"/>
-          <w:b/>
-          <w:sz w:val="26"/>
-          <w:szCs w:val="26"/>
+          <w:noProof/>
         </w:rPr>
         <w:lastRenderedPageBreak/>
-        <w:t>POST</w:t>
-      </w:r>
-    </w:p>
-    <w:p>
-      <w:pPr>
-        <w:rPr>
-          <w:rFonts w:ascii="Times New Roman" w:hAnsi="Times New Roman" w:cs="Times New Roman"/>
-          <w:sz w:val="26"/>
-          <w:szCs w:val="26"/>
-        </w:rPr>
-      </w:pPr>
-      <w:r>
-        <w:rPr>
-          <w:noProof/>
-        </w:rPr>
         <w:drawing>
-          <wp:inline distT="0" distB="0" distL="0" distR="0" wp14:anchorId="5735B837" wp14:editId="2C10EB50">
+          <wp:inline distT="0" distB="0" distL="0" distR="0" wp14:anchorId="1C11181E" wp14:editId="18F80DF3">
             <wp:extent cx="5943600" cy="3343275"/>
             <wp:effectExtent l="0" t="0" r="0" b="9525"/>
-            <wp:docPr id="14" name="Picture 14"/>
+            <wp:docPr id="11" name="Picture 11"/>
             <wp:cNvGraphicFramePr>
               <a:graphicFrameLocks xmlns:a="http://schemas.openxmlformats.org/drawingml/2006/main" noChangeAspect="1"/>
             </wp:cNvGraphicFramePr>
@@ -714,6 +562,25 @@
       <w:pPr>
         <w:rPr>
           <w:rFonts w:ascii="Times New Roman" w:hAnsi="Times New Roman" w:cs="Times New Roman"/>
+          <w:b/>
+          <w:sz w:val="26"/>
+          <w:szCs w:val="26"/>
+        </w:rPr>
+      </w:pPr>
+      <w:r>
+        <w:rPr>
+          <w:rFonts w:ascii="Times New Roman" w:hAnsi="Times New Roman" w:cs="Times New Roman"/>
+          <w:b/>
+          <w:sz w:val="26"/>
+          <w:szCs w:val="26"/>
+        </w:rPr>
+        <w:t>GET</w:t>
+      </w:r>
+    </w:p>
+    <w:p>
+      <w:pPr>
+        <w:rPr>
+          <w:rFonts w:ascii="Times New Roman" w:hAnsi="Times New Roman" w:cs="Times New Roman"/>
           <w:sz w:val="26"/>
           <w:szCs w:val="26"/>
         </w:rPr>
@@ -723,10 +590,10 @@
           <w:noProof/>
         </w:rPr>
         <w:drawing>
-          <wp:inline distT="0" distB="0" distL="0" distR="0" wp14:anchorId="015983A5" wp14:editId="1744D246">
+          <wp:inline distT="0" distB="0" distL="0" distR="0" wp14:anchorId="66E9DA22" wp14:editId="4117D9CB">
             <wp:extent cx="5943600" cy="3343275"/>
             <wp:effectExtent l="0" t="0" r="0" b="9525"/>
-            <wp:docPr id="15" name="Picture 15"/>
+            <wp:docPr id="13" name="Picture 13"/>
             <wp:cNvGraphicFramePr>
               <a:graphicFrameLocks xmlns:a="http://schemas.openxmlformats.org/drawingml/2006/main" noChangeAspect="1"/>
             </wp:cNvGraphicFramePr>
@@ -769,14 +636,50 @@
       </w:pPr>
       <w:r>
         <w:rPr>
+          <w:rFonts w:ascii="Times New Roman" w:hAnsi="Times New Roman" w:cs="Times New Roman"/>
+          <w:sz w:val="26"/>
+          <w:szCs w:val="26"/>
+        </w:rPr>
+        <w:br w:type="page"/>
+      </w:r>
+    </w:p>
+    <w:p>
+      <w:pPr>
+        <w:rPr>
+          <w:rFonts w:ascii="Times New Roman" w:hAnsi="Times New Roman" w:cs="Times New Roman"/>
+          <w:b/>
+          <w:sz w:val="26"/>
+          <w:szCs w:val="26"/>
+        </w:rPr>
+      </w:pPr>
+      <w:r>
+        <w:rPr>
+          <w:rFonts w:ascii="Times New Roman" w:hAnsi="Times New Roman" w:cs="Times New Roman"/>
+          <w:b/>
+          <w:sz w:val="26"/>
+          <w:szCs w:val="26"/>
+        </w:rPr>
+        <w:lastRenderedPageBreak/>
+        <w:t>POST</w:t>
+      </w:r>
+    </w:p>
+    <w:p>
+      <w:pPr>
+        <w:rPr>
+          <w:rFonts w:ascii="Times New Roman" w:hAnsi="Times New Roman" w:cs="Times New Roman"/>
+          <w:sz w:val="26"/>
+          <w:szCs w:val="26"/>
+        </w:rPr>
+      </w:pPr>
+      <w:r>
+        <w:rPr>
           <w:noProof/>
         </w:rPr>
-        <w:lastRenderedPageBreak/>
         <w:drawing>
-          <wp:inline distT="0" distB="0" distL="0" distR="0" wp14:anchorId="74031727" wp14:editId="7703EB52">
+          <wp:inline distT="0" distB="0" distL="0" distR="0" wp14:anchorId="5735B837" wp14:editId="2C10EB50">
             <wp:extent cx="5943600" cy="3343275"/>
             <wp:effectExtent l="0" t="0" r="0" b="9525"/>
-            <wp:docPr id="16" name="Picture 16"/>
+            <wp:docPr id="14" name="Picture 14"/>
             <wp:cNvGraphicFramePr>
               <a:graphicFrameLocks xmlns:a="http://schemas.openxmlformats.org/drawingml/2006/main" noChangeAspect="1"/>
             </wp:cNvGraphicFramePr>
@@ -819,30 +722,13 @@
       </w:pPr>
       <w:r>
         <w:rPr>
-          <w:rFonts w:ascii="Times New Roman" w:hAnsi="Times New Roman" w:cs="Times New Roman"/>
-          <w:sz w:val="26"/>
-          <w:szCs w:val="26"/>
-        </w:rPr>
-        <w:t>POST 2:</w:t>
-      </w:r>
-    </w:p>
-    <w:p>
-      <w:pPr>
-        <w:rPr>
-          <w:rFonts w:ascii="Times New Roman" w:hAnsi="Times New Roman" w:cs="Times New Roman"/>
-          <w:sz w:val="26"/>
-          <w:szCs w:val="26"/>
-        </w:rPr>
-      </w:pPr>
-      <w:r>
-        <w:rPr>
           <w:noProof/>
         </w:rPr>
         <w:drawing>
-          <wp:inline distT="0" distB="0" distL="0" distR="0" wp14:anchorId="12FB641C" wp14:editId="52674CA7">
+          <wp:inline distT="0" distB="0" distL="0" distR="0" wp14:anchorId="015983A5" wp14:editId="1744D246">
             <wp:extent cx="5943600" cy="3343275"/>
             <wp:effectExtent l="0" t="0" r="0" b="9525"/>
-            <wp:docPr id="17" name="Picture 17"/>
+            <wp:docPr id="15" name="Picture 15"/>
             <wp:cNvGraphicFramePr>
               <a:graphicFrameLocks xmlns:a="http://schemas.openxmlformats.org/drawingml/2006/main" noChangeAspect="1"/>
             </wp:cNvGraphicFramePr>
@@ -889,10 +775,10 @@
         </w:rPr>
         <w:lastRenderedPageBreak/>
         <w:drawing>
-          <wp:inline distT="0" distB="0" distL="0" distR="0" wp14:anchorId="56D23CA2" wp14:editId="6C46F0CE">
+          <wp:inline distT="0" distB="0" distL="0" distR="0" wp14:anchorId="74031727" wp14:editId="7703EB52">
             <wp:extent cx="5943600" cy="3343275"/>
             <wp:effectExtent l="0" t="0" r="0" b="9525"/>
-            <wp:docPr id="18" name="Picture 18"/>
+            <wp:docPr id="16" name="Picture 16"/>
             <wp:cNvGraphicFramePr>
               <a:graphicFrameLocks xmlns:a="http://schemas.openxmlformats.org/drawingml/2006/main" noChangeAspect="1"/>
             </wp:cNvGraphicFramePr>
@@ -935,13 +821,30 @@
       </w:pPr>
       <w:r>
         <w:rPr>
+          <w:rFonts w:ascii="Times New Roman" w:hAnsi="Times New Roman" w:cs="Times New Roman"/>
+          <w:sz w:val="26"/>
+          <w:szCs w:val="26"/>
+        </w:rPr>
+        <w:t>POST 2:</w:t>
+      </w:r>
+    </w:p>
+    <w:p>
+      <w:pPr>
+        <w:rPr>
+          <w:rFonts w:ascii="Times New Roman" w:hAnsi="Times New Roman" w:cs="Times New Roman"/>
+          <w:sz w:val="26"/>
+          <w:szCs w:val="26"/>
+        </w:rPr>
+      </w:pPr>
+      <w:r>
+        <w:rPr>
           <w:noProof/>
         </w:rPr>
         <w:drawing>
-          <wp:inline distT="0" distB="0" distL="0" distR="0" wp14:anchorId="1547DFF6" wp14:editId="6DD08C7F">
-            <wp:extent cx="5943600" cy="3345180"/>
-            <wp:effectExtent l="0" t="0" r="0" b="7620"/>
-            <wp:docPr id="19" name="Picture 19"/>
+          <wp:inline distT="0" distB="0" distL="0" distR="0" wp14:anchorId="12FB641C" wp14:editId="52674CA7">
+            <wp:extent cx="5943600" cy="3343275"/>
+            <wp:effectExtent l="0" t="0" r="0" b="9525"/>
+            <wp:docPr id="17" name="Picture 17"/>
             <wp:cNvGraphicFramePr>
               <a:graphicFrameLocks xmlns:a="http://schemas.openxmlformats.org/drawingml/2006/main" noChangeAspect="1"/>
             </wp:cNvGraphicFramePr>
@@ -961,6 +864,105 @@
                   <pic:spPr>
                     <a:xfrm>
                       <a:off x="0" y="0"/>
+                      <a:ext cx="5943600" cy="3343275"/>
+                    </a:xfrm>
+                    <a:prstGeom prst="rect">
+                      <a:avLst/>
+                    </a:prstGeom>
+                  </pic:spPr>
+                </pic:pic>
+              </a:graphicData>
+            </a:graphic>
+          </wp:inline>
+        </w:drawing>
+      </w:r>
+    </w:p>
+    <w:p>
+      <w:pPr>
+        <w:rPr>
+          <w:rFonts w:ascii="Times New Roman" w:hAnsi="Times New Roman" w:cs="Times New Roman"/>
+          <w:sz w:val="26"/>
+          <w:szCs w:val="26"/>
+        </w:rPr>
+      </w:pPr>
+      <w:r>
+        <w:rPr>
+          <w:noProof/>
+        </w:rPr>
+        <w:lastRenderedPageBreak/>
+        <w:drawing>
+          <wp:inline distT="0" distB="0" distL="0" distR="0" wp14:anchorId="56D23CA2" wp14:editId="6C46F0CE">
+            <wp:extent cx="5943600" cy="3343275"/>
+            <wp:effectExtent l="0" t="0" r="0" b="9525"/>
+            <wp:docPr id="18" name="Picture 18"/>
+            <wp:cNvGraphicFramePr>
+              <a:graphicFrameLocks xmlns:a="http://schemas.openxmlformats.org/drawingml/2006/main" noChangeAspect="1"/>
+            </wp:cNvGraphicFramePr>
+            <a:graphic xmlns:a="http://schemas.openxmlformats.org/drawingml/2006/main">
+              <a:graphicData uri="http://schemas.openxmlformats.org/drawingml/2006/picture">
+                <pic:pic xmlns:pic="http://schemas.openxmlformats.org/drawingml/2006/picture">
+                  <pic:nvPicPr>
+                    <pic:cNvPr id="1" name=""/>
+                    <pic:cNvPicPr/>
+                  </pic:nvPicPr>
+                  <pic:blipFill>
+                    <a:blip r:embed="rId21"/>
+                    <a:stretch>
+                      <a:fillRect/>
+                    </a:stretch>
+                  </pic:blipFill>
+                  <pic:spPr>
+                    <a:xfrm>
+                      <a:off x="0" y="0"/>
+                      <a:ext cx="5943600" cy="3343275"/>
+                    </a:xfrm>
+                    <a:prstGeom prst="rect">
+                      <a:avLst/>
+                    </a:prstGeom>
+                  </pic:spPr>
+                </pic:pic>
+              </a:graphicData>
+            </a:graphic>
+          </wp:inline>
+        </w:drawing>
+      </w:r>
+    </w:p>
+    <w:p>
+      <w:pPr>
+        <w:rPr>
+          <w:rFonts w:ascii="Times New Roman" w:hAnsi="Times New Roman" w:cs="Times New Roman"/>
+          <w:sz w:val="26"/>
+          <w:szCs w:val="26"/>
+        </w:rPr>
+      </w:pPr>
+      <w:r>
+        <w:rPr>
+          <w:noProof/>
+        </w:rPr>
+        <w:drawing>
+          <wp:inline distT="0" distB="0" distL="0" distR="0" wp14:anchorId="1547DFF6" wp14:editId="6DD08C7F">
+            <wp:extent cx="5943600" cy="3345180"/>
+            <wp:effectExtent l="0" t="0" r="0" b="7620"/>
+            <wp:docPr id="19" name="Picture 19"/>
+            <wp:cNvGraphicFramePr>
+              <a:graphicFrameLocks xmlns:a="http://schemas.openxmlformats.org/drawingml/2006/main" noChangeAspect="1"/>
+            </wp:cNvGraphicFramePr>
+            <a:graphic xmlns:a="http://schemas.openxmlformats.org/drawingml/2006/main">
+              <a:graphicData uri="http://schemas.openxmlformats.org/drawingml/2006/picture">
+                <pic:pic xmlns:pic="http://schemas.openxmlformats.org/drawingml/2006/picture">
+                  <pic:nvPicPr>
+                    <pic:cNvPr id="1" name=""/>
+                    <pic:cNvPicPr/>
+                  </pic:nvPicPr>
+                  <pic:blipFill>
+                    <a:blip r:embed="rId22"/>
+                    <a:stretch>
+                      <a:fillRect/>
+                    </a:stretch>
+                  </pic:blipFill>
+                  <pic:spPr>
+                    <a:xfrm>
+                      <a:off x="0" y="0"/>
                       <a:ext cx="5943600" cy="3345180"/>
                     </a:xfrm>
                     <a:prstGeom prst="rect">
@@ -973,10 +975,10 @@
           </wp:inline>
         </w:drawing>
       </w:r>
-      <w:bookmarkStart w:id="0" w:name="_GoBack"/>
-      <w:bookmarkEnd w:id="0"/>
     </w:p>
     <w:sectPr>
+      <w:headerReference w:type="default" r:id="rId23"/>
+      <w:footerReference w:type="default" r:id="rId24"/>
       <w:pgSz w:w="12240" w:h="15840"/>
       <w:pgMar w:top="1440" w:right="1440" w:bottom="1440" w:left="1440" w:header="720" w:footer="720" w:gutter="0"/>
       <w:cols w:space="720"/>
@@ -984,6 +986,122 @@
     </w:sectPr>
   </w:body>
 </w:document>
+</file>
+
+<file path=word/endnotes.xml><?xml version="1.0" encoding="utf-8"?>
+<w:endnotes xmlns:wpc="http://schemas.microsoft.com/office/word/2010/wordprocessingCanvas" xmlns:mc="http://schemas.openxmlformats.org/markup-compatibility/2006" xmlns:o="urn:schemas-microsoft-com:office:office" xmlns:r="http://schemas.openxmlformats.org/officeDocument/2006/relationships" xmlns:m="http://schemas.openxmlformats.org/officeDocument/2006/math" xmlns:v="urn:schemas-microsoft-com:vml" xmlns:wp14="http://schemas.microsoft.com/office/word/2010/wordprocessingDrawing" xmlns:wp="http://schemas.openxmlformats.org/drawingml/2006/wordprocessingDrawing" xmlns:w10="urn:schemas-microsoft-com:office:word" xmlns:w="http://schemas.openxmlformats.org/wordprocessingml/2006/main" xmlns:w14="http://schemas.microsoft.com/office/word/2010/wordml" xmlns:w15="http://schemas.microsoft.com/office/word/2012/wordml" xmlns:wpg="http://schemas.microsoft.com/office/word/2010/wordprocessingGroup" xmlns:wpi="http://schemas.microsoft.com/office/word/2010/wordprocessingInk" xmlns:wne="http://schemas.microsoft.com/office/word/2006/wordml" xmlns:wps="http://schemas.microsoft.com/office/word/2010/wordprocessingShape" mc:Ignorable="w14 w15 wp14">
+  <w:endnote w:type="separator" w:id="-1">
+    <w:p>
+      <w:pPr>
+        <w:spacing w:after="0" w:line="240" w:lineRule="auto"/>
+      </w:pPr>
+      <w:r>
+        <w:separator/>
+      </w:r>
+    </w:p>
+  </w:endnote>
+  <w:endnote w:type="continuationSeparator" w:id="0">
+    <w:p>
+      <w:pPr>
+        <w:spacing w:after="0" w:line="240" w:lineRule="auto"/>
+      </w:pPr>
+      <w:r>
+        <w:continuationSeparator/>
+      </w:r>
+    </w:p>
+  </w:endnote>
+</w:endnotes>
+</file>
+
+<file path=word/footer1.xml><?xml version="1.0" encoding="utf-8"?>
+<w:ftr xmlns:wpc="http://schemas.microsoft.com/office/word/2010/wordprocessingCanvas" xmlns:mc="http://schemas.openxmlformats.org/markup-compatibility/2006" xmlns:o="urn:schemas-microsoft-com:office:office" xmlns:r="http://schemas.openxmlformats.org/officeDocument/2006/relationships" xmlns:m="http://schemas.openxmlformats.org/officeDocument/2006/math" xmlns:v="urn:schemas-microsoft-com:vml" xmlns:wp14="http://schemas.microsoft.com/office/word/2010/wordprocessingDrawing" xmlns:wp="http://schemas.openxmlformats.org/drawingml/2006/wordprocessingDrawing" xmlns:w10="urn:schemas-microsoft-com:office:word" xmlns:w="http://schemas.openxmlformats.org/wordprocessingml/2006/main" xmlns:w14="http://schemas.microsoft.com/office/word/2010/wordml" xmlns:w15="http://schemas.microsoft.com/office/word/2012/wordml" xmlns:wpg="http://schemas.microsoft.com/office/word/2010/wordprocessingGroup" xmlns:wpi="http://schemas.microsoft.com/office/word/2010/wordprocessingInk" xmlns:wne="http://schemas.microsoft.com/office/word/2006/wordml" xmlns:wps="http://schemas.microsoft.com/office/word/2010/wordprocessingShape" mc:Ignorable="w14 w15 wp14">
+  <w:sdt>
+    <w:sdtPr>
+      <w:id w:val="-1547837096"/>
+      <w:docPartObj>
+        <w:docPartGallery w:val="Page Numbers (Bottom of Page)"/>
+        <w:docPartUnique/>
+      </w:docPartObj>
+    </w:sdtPr>
+    <w:sdtEndPr>
+      <w:rPr>
+        <w:noProof/>
+      </w:rPr>
+    </w:sdtEndPr>
+    <w:sdtContent>
+      <w:p>
+        <w:pPr>
+          <w:pStyle w:val="Footer"/>
+          <w:jc w:val="right"/>
+        </w:pPr>
+        <w:r>
+          <w:fldChar w:fldCharType="begin"/>
+        </w:r>
+        <w:r>
+          <w:instrText xml:space="preserve"> PAGE   \* MERGEFORMAT </w:instrText>
+        </w:r>
+        <w:r>
+          <w:fldChar w:fldCharType="separate"/>
+        </w:r>
+        <w:r>
+          <w:rPr>
+            <w:noProof/>
+          </w:rPr>
+          <w:t>1</w:t>
+        </w:r>
+        <w:r>
+          <w:rPr>
+            <w:noProof/>
+          </w:rPr>
+          <w:fldChar w:fldCharType="end"/>
+        </w:r>
+      </w:p>
+    </w:sdtContent>
+  </w:sdt>
+  <w:p>
+    <w:pPr>
+      <w:pStyle w:val="Footer"/>
+    </w:pPr>
+  </w:p>
+</w:ftr>
+</file>
+
+<file path=word/footnotes.xml><?xml version="1.0" encoding="utf-8"?>
+<w:footnotes xmlns:wpc="http://schemas.microsoft.com/office/word/2010/wordprocessingCanvas" xmlns:mc="http://schemas.openxmlformats.org/markup-compatibility/2006" xmlns:o="urn:schemas-microsoft-com:office:office" xmlns:r="http://schemas.openxmlformats.org/officeDocument/2006/relationships" xmlns:m="http://schemas.openxmlformats.org/officeDocument/2006/math" xmlns:v="urn:schemas-microsoft-com:vml" xmlns:wp14="http://schemas.microsoft.com/office/word/2010/wordprocessingDrawing" xmlns:wp="http://schemas.openxmlformats.org/drawingml/2006/wordprocessingDrawing" xmlns:w10="urn:schemas-microsoft-com:office:word" xmlns:w="http://schemas.openxmlformats.org/wordprocessingml/2006/main" xmlns:w14="http://schemas.microsoft.com/office/word/2010/wordml" xmlns:w15="http://schemas.microsoft.com/office/word/2012/wordml" xmlns:wpg="http://schemas.microsoft.com/office/word/2010/wordprocessingGroup" xmlns:wpi="http://schemas.microsoft.com/office/word/2010/wordprocessingInk" xmlns:wne="http://schemas.microsoft.com/office/word/2006/wordml" xmlns:wps="http://schemas.microsoft.com/office/word/2010/wordprocessingShape" mc:Ignorable="w14 w15 wp14">
+  <w:footnote w:type="separator" w:id="-1">
+    <w:p>
+      <w:pPr>
+        <w:spacing w:after="0" w:line="240" w:lineRule="auto"/>
+      </w:pPr>
+      <w:r>
+        <w:separator/>
+      </w:r>
+    </w:p>
+  </w:footnote>
+  <w:footnote w:type="continuationSeparator" w:id="0">
+    <w:p>
+      <w:pPr>
+        <w:spacing w:after="0" w:line="240" w:lineRule="auto"/>
+      </w:pPr>
+      <w:r>
+        <w:continuationSeparator/>
+      </w:r>
+    </w:p>
+  </w:footnote>
+</w:footnotes>
+</file>
+
+<file path=word/header1.xml><?xml version="1.0" encoding="utf-8"?>
+<w:hdr xmlns:wpc="http://schemas.microsoft.com/office/word/2010/wordprocessingCanvas" xmlns:mc="http://schemas.openxmlformats.org/markup-compatibility/2006" xmlns:o="urn:schemas-microsoft-com:office:office" xmlns:r="http://schemas.openxmlformats.org/officeDocument/2006/relationships" xmlns:m="http://schemas.openxmlformats.org/officeDocument/2006/math" xmlns:v="urn:schemas-microsoft-com:vml" xmlns:wp14="http://schemas.microsoft.com/office/word/2010/wordprocessingDrawing" xmlns:wp="http://schemas.openxmlformats.org/drawingml/2006/wordprocessingDrawing" xmlns:w10="urn:schemas-microsoft-com:office:word" xmlns:w="http://schemas.openxmlformats.org/wordprocessingml/2006/main" xmlns:w14="http://schemas.microsoft.com/office/word/2010/wordml" xmlns:w15="http://schemas.microsoft.com/office/word/2012/wordml" xmlns:wpg="http://schemas.microsoft.com/office/word/2010/wordprocessingGroup" xmlns:wpi="http://schemas.microsoft.com/office/word/2010/wordprocessingInk" xmlns:wne="http://schemas.microsoft.com/office/word/2006/wordml" xmlns:wps="http://schemas.microsoft.com/office/word/2010/wordprocessingShape" mc:Ignorable="w14 w15 wp14">
+  <w:p>
+    <w:pPr>
+      <w:pStyle w:val="Header"/>
+    </w:pPr>
+    <w:r>
+      <w:t>Nguyễn Ngọc Hiền – 22000865 – Tuần 01</w:t>
+    </w:r>
+  </w:p>
+</w:hdr>
 </file>
 
 <file path=word/styles.xml><?xml version="1.0" encoding="utf-8"?>
@@ -1407,6 +1525,50 @@
     <w:semiHidden/>
     <w:unhideWhenUsed/>
   </w:style>
+  <w:style w:type="paragraph" w:styleId="Header">
+    <w:name w:val="header"/>
+    <w:basedOn w:val="Normal"/>
+    <w:link w:val="HeaderChar"/>
+    <w:uiPriority w:val="99"/>
+    <w:unhideWhenUsed/>
+    <w:rsid w:val="004D739E"/>
+    <w:pPr>
+      <w:tabs>
+        <w:tab w:val="center" w:pos="4680"/>
+        <w:tab w:val="right" w:pos="9360"/>
+      </w:tabs>
+      <w:spacing w:after="0" w:line="240" w:lineRule="auto"/>
+    </w:pPr>
+  </w:style>
+  <w:style w:type="character" w:customStyle="1" w:styleId="HeaderChar">
+    <w:name w:val="Header Char"/>
+    <w:basedOn w:val="DefaultParagraphFont"/>
+    <w:link w:val="Header"/>
+    <w:uiPriority w:val="99"/>
+    <w:rsid w:val="004D739E"/>
+  </w:style>
+  <w:style w:type="paragraph" w:styleId="Footer">
+    <w:name w:val="footer"/>
+    <w:basedOn w:val="Normal"/>
+    <w:link w:val="FooterChar"/>
+    <w:uiPriority w:val="99"/>
+    <w:unhideWhenUsed/>
+    <w:rsid w:val="004D739E"/>
+    <w:pPr>
+      <w:tabs>
+        <w:tab w:val="center" w:pos="4680"/>
+        <w:tab w:val="right" w:pos="9360"/>
+      </w:tabs>
+      <w:spacing w:after="0" w:line="240" w:lineRule="auto"/>
+    </w:pPr>
+  </w:style>
+  <w:style w:type="character" w:customStyle="1" w:styleId="FooterChar">
+    <w:name w:val="Footer Char"/>
+    <w:basedOn w:val="DefaultParagraphFont"/>
+    <w:link w:val="Footer"/>
+    <w:uiPriority w:val="99"/>
+    <w:rsid w:val="004D739E"/>
+  </w:style>
 </w:styles>
 </file>
 
